--- a/dokumentáció.docx
+++ b/dokumentáció.docx
@@ -4,6 +4,7 @@
   <w:body>
     <w:p>
       <w:pPr>
+        <w:pStyle w:val="DocTitle"/>
         <w:jc w:val="center"/>
         <w:rPr>
           <w:rFonts w:ascii="Times New Roman" w:hAnsi="Times New Roman" w:cs="Times New Roman"/>
@@ -22,6 +23,7 @@
     </w:p>
     <w:p>
       <w:pPr>
+        <w:pStyle w:val="DocSubtitle"/>
         <w:jc w:val="center"/>
         <w:rPr>
           <w:rFonts w:ascii="Times New Roman" w:hAnsi="Times New Roman" w:cs="Times New Roman"/>
@@ -3124,6 +3126,7 @@
     </w:p>
     <w:p>
       <w:pPr>
+        <w:pStyle w:val="Cmsor1"/>
         <w:ind w:left="360"/>
         <w:rPr>
           <w:rFonts w:ascii="Times New Roman" w:hAnsi="Times New Roman" w:cs="Times New Roman"/>
@@ -3167,6 +3170,7 @@
     </w:p>
     <w:p>
       <w:pPr>
+        <w:pStyle w:val="Cmsor2"/>
         <w:ind w:left="360"/>
         <w:jc w:val="both"/>
         <w:rPr>
@@ -3231,6 +3235,7 @@
     </w:p>
     <w:p>
       <w:pPr>
+        <w:pStyle w:val="Cmsor2"/>
         <w:ind w:left="360"/>
         <w:jc w:val="both"/>
         <w:rPr>
@@ -3511,6 +3516,7 @@
     </w:p>
     <w:p>
       <w:pPr>
+        <w:pStyle w:val="Cmsor2"/>
         <w:ind w:left="360"/>
         <w:jc w:val="both"/>
         <w:rPr>
@@ -3798,7 +3804,7 @@
     </w:p>
     <w:p>
       <w:pPr>
-        <w:pStyle w:val="Listaszerbekezds"/>
+        <w:pStyle w:val="Cmsor2"/>
         <w:numPr>
           <w:ilvl w:val="0"/>
           <w:numId w:val="3"/>
@@ -3893,7 +3899,7 @@
     </w:p>
     <w:p>
       <w:pPr>
-        <w:pStyle w:val="Listaszerbekezds"/>
+        <w:pStyle w:val="CodeBlock"/>
         <w:numPr>
           <w:ilvl w:val="0"/>
           <w:numId w:val="4"/>
@@ -4029,7 +4035,7 @@
     </w:p>
     <w:p>
       <w:pPr>
-        <w:pStyle w:val="Listaszerbekezds"/>
+        <w:pStyle w:val="CodeBlock"/>
         <w:numPr>
           <w:ilvl w:val="0"/>
           <w:numId w:val="4"/>
@@ -4062,7 +4068,7 @@
     </w:p>
     <w:p>
       <w:pPr>
-        <w:pStyle w:val="Listaszerbekezds"/>
+        <w:pStyle w:val="CodeBlock"/>
         <w:numPr>
           <w:ilvl w:val="0"/>
           <w:numId w:val="4"/>
@@ -4105,7 +4111,7 @@
     </w:p>
     <w:p>
       <w:pPr>
-        <w:pStyle w:val="Listaszerbekezds"/>
+        <w:pStyle w:val="CodeBlock"/>
         <w:numPr>
           <w:ilvl w:val="0"/>
           <w:numId w:val="4"/>
@@ -4252,6 +4258,7 @@
     </w:p>
     <w:p>
       <w:pPr>
+        <w:pStyle w:val="Cmsor2"/>
         <w:ind w:left="360"/>
         <w:jc w:val="both"/>
         <w:rPr>
@@ -4274,7 +4281,7 @@
     </w:p>
     <w:p>
       <w:pPr>
-        <w:pStyle w:val="Listaszerbekezds"/>
+        <w:pStyle w:val="CodeBlock"/>
         <w:numPr>
           <w:ilvl w:val="0"/>
           <w:numId w:val="5"/>
@@ -4401,6 +4408,7 @@
     </w:p>
     <w:p>
       <w:pPr>
+        <w:pStyle w:val="Cmsor2"/>
         <w:ind w:left="360"/>
         <w:jc w:val="both"/>
         <w:rPr>
@@ -4431,6 +4439,7 @@
     </w:p>
     <w:p>
       <w:pPr>
+        <w:pStyle w:val="Cmsor2"/>
         <w:ind w:left="360"/>
         <w:jc w:val="both"/>
         <w:rPr>
@@ -4461,7 +4470,7 @@
     </w:p>
     <w:p>
       <w:pPr>
-        <w:pStyle w:val="Listaszerbekezds"/>
+        <w:pStyle w:val="CodeBlock"/>
         <w:numPr>
           <w:ilvl w:val="0"/>
           <w:numId w:val="5"/>
@@ -4494,7 +4503,7 @@
     </w:p>
     <w:p>
       <w:pPr>
-        <w:pStyle w:val="Listaszerbekezds"/>
+        <w:pStyle w:val="CodeBlock"/>
         <w:numPr>
           <w:ilvl w:val="0"/>
           <w:numId w:val="5"/>
@@ -4527,7 +4536,7 @@
     </w:p>
     <w:p>
       <w:pPr>
-        <w:pStyle w:val="Listaszerbekezds"/>
+        <w:pStyle w:val="CodeBlock"/>
         <w:numPr>
           <w:ilvl w:val="0"/>
           <w:numId w:val="5"/>
@@ -4596,7 +4605,7 @@
     </w:p>
     <w:p>
       <w:pPr>
-        <w:pStyle w:val="Listaszerbekezds"/>
+        <w:pStyle w:val="CodeBlock"/>
         <w:numPr>
           <w:ilvl w:val="0"/>
           <w:numId w:val="5"/>
@@ -4619,7 +4628,7 @@
     </w:p>
     <w:p>
       <w:pPr>
-        <w:pStyle w:val="Listaszerbekezds"/>
+        <w:pStyle w:val="CodeBlock"/>
         <w:numPr>
           <w:ilvl w:val="0"/>
           <w:numId w:val="5"/>
@@ -4652,7 +4661,7 @@
     </w:p>
     <w:p>
       <w:pPr>
-        <w:pStyle w:val="Listaszerbekezds"/>
+        <w:pStyle w:val="CodeBlock"/>
         <w:numPr>
           <w:ilvl w:val="0"/>
           <w:numId w:val="5"/>
@@ -4767,7 +4776,7 @@
     </w:p>
     <w:p>
       <w:pPr>
-        <w:pStyle w:val="Listaszerbekezds"/>
+        <w:pStyle w:val="CodeBlock"/>
         <w:numPr>
           <w:ilvl w:val="0"/>
           <w:numId w:val="5"/>
@@ -4808,7 +4817,7 @@
     </w:p>
     <w:p>
       <w:pPr>
-        <w:pStyle w:val="Listaszerbekezds"/>
+        <w:pStyle w:val="CodeBlock"/>
         <w:numPr>
           <w:ilvl w:val="0"/>
           <w:numId w:val="5"/>
@@ -4831,7 +4840,7 @@
     </w:p>
     <w:p>
       <w:pPr>
-        <w:pStyle w:val="Listaszerbekezds"/>
+        <w:pStyle w:val="CodeBlock"/>
         <w:numPr>
           <w:ilvl w:val="0"/>
           <w:numId w:val="5"/>
@@ -4864,7 +4873,7 @@
     </w:p>
     <w:p>
       <w:pPr>
-        <w:pStyle w:val="Listaszerbekezds"/>
+        <w:pStyle w:val="CodeBlock"/>
         <w:numPr>
           <w:ilvl w:val="0"/>
           <w:numId w:val="5"/>
@@ -4897,7 +4906,7 @@
     </w:p>
     <w:p>
       <w:pPr>
-        <w:pStyle w:val="Listaszerbekezds"/>
+        <w:pStyle w:val="CodeBlock"/>
         <w:numPr>
           <w:ilvl w:val="0"/>
           <w:numId w:val="5"/>
@@ -4920,6 +4929,7 @@
     </w:p>
     <w:p>
       <w:pPr>
+        <w:pStyle w:val="Cmsor2"/>
         <w:ind w:left="360"/>
         <w:jc w:val="both"/>
         <w:rPr>
@@ -5126,6 +5136,7 @@
     </w:p>
     <w:p>
       <w:pPr>
+        <w:pStyle w:val="Cmsor2"/>
         <w:ind w:left="360"/>
         <w:jc w:val="both"/>
         <w:rPr>
@@ -5185,6 +5196,7 @@
     </w:p>
     <w:p>
       <w:pPr>
+        <w:pStyle w:val="Cmsor2"/>
         <w:ind w:left="360"/>
         <w:jc w:val="both"/>
         <w:rPr>
@@ -5302,6 +5314,7 @@
     </w:p>
     <w:p>
       <w:pPr>
+        <w:pStyle w:val="Cmsor2"/>
         <w:ind w:left="360"/>
         <w:jc w:val="both"/>
         <w:rPr>
@@ -5502,6 +5515,7 @@
     </w:p>
     <w:p>
       <w:pPr>
+        <w:pStyle w:val="Cmsor2"/>
         <w:ind w:left="360"/>
         <w:jc w:val="both"/>
         <w:rPr>
@@ -5732,6 +5746,7 @@
     </w:p>
     <w:p>
       <w:pPr>
+        <w:pStyle w:val="Cmsor2"/>
         <w:ind w:left="360"/>
         <w:jc w:val="both"/>
         <w:rPr>
@@ -5751,6 +5766,7 @@
     </w:p>
     <w:p>
       <w:pPr>
+        <w:pStyle w:val="Cmsor2"/>
         <w:ind w:left="360"/>
         <w:jc w:val="both"/>
         <w:rPr>
@@ -5887,6 +5903,7 @@
     </w:p>
     <w:p>
       <w:pPr>
+        <w:pStyle w:val="Cmsor2"/>
         <w:ind w:left="360"/>
         <w:jc w:val="both"/>
         <w:rPr>
@@ -6003,6 +6020,7 @@
     </w:p>
     <w:p>
       <w:pPr>
+        <w:pStyle w:val="Cmsor2"/>
         <w:ind w:left="360"/>
         <w:jc w:val="both"/>
         <w:rPr>
@@ -6063,6 +6081,7 @@
     </w:p>
     <w:p>
       <w:pPr>
+        <w:pStyle w:val="Cmsor2"/>
         <w:ind w:left="360"/>
         <w:jc w:val="both"/>
         <w:rPr>
@@ -6086,6 +6105,7 @@
     </w:p>
     <w:p>
       <w:pPr>
+        <w:pStyle w:val="Cmsor2"/>
         <w:ind w:left="360"/>
         <w:jc w:val="both"/>
         <w:rPr>
@@ -6478,6 +6498,7 @@
     </w:p>
     <w:p>
       <w:pPr>
+        <w:pStyle w:val="Cmsor2"/>
         <w:ind w:left="360"/>
         <w:jc w:val="both"/>
         <w:rPr>
@@ -6568,6 +6589,7 @@
     </w:p>
     <w:p>
       <w:pPr>
+        <w:pStyle w:val="Cmsor2"/>
         <w:ind w:left="360"/>
         <w:jc w:val="both"/>
         <w:rPr>
@@ -6587,6 +6609,7 @@
     </w:p>
     <w:p>
       <w:pPr>
+        <w:pStyle w:val="Cmsor2"/>
         <w:ind w:left="360"/>
         <w:jc w:val="both"/>
         <w:rPr>
@@ -6799,6 +6822,7 @@
     </w:p>
     <w:p>
       <w:pPr>
+        <w:pStyle w:val="Cmsor2"/>
         <w:ind w:left="360"/>
         <w:jc w:val="both"/>
         <w:rPr>
@@ -6921,6 +6945,7 @@
     </w:p>
     <w:p>
       <w:pPr>
+        <w:pStyle w:val="Cmsor2"/>
         <w:ind w:left="360"/>
         <w:jc w:val="both"/>
         <w:rPr>
@@ -7110,6 +7135,7 @@
     </w:p>
     <w:p>
       <w:pPr>
+        <w:pStyle w:val="Cmsor2"/>
         <w:ind w:left="360"/>
         <w:jc w:val="both"/>
         <w:rPr>
@@ -7129,6 +7155,7 @@
     </w:p>
     <w:p>
       <w:pPr>
+        <w:pStyle w:val="Cmsor2"/>
         <w:ind w:left="360"/>
         <w:jc w:val="both"/>
         <w:rPr>
@@ -7236,6 +7263,7 @@
     </w:p>
     <w:p>
       <w:pPr>
+        <w:pStyle w:val="Cmsor2"/>
         <w:ind w:left="360"/>
         <w:jc w:val="both"/>
         <w:rPr>
@@ -7368,6 +7396,7 @@
     </w:p>
     <w:p>
       <w:pPr>
+        <w:pStyle w:val="Cmsor2"/>
         <w:ind w:left="360"/>
         <w:jc w:val="both"/>
         <w:rPr>
@@ -7512,6 +7541,7 @@
     </w:p>
     <w:p>
       <w:pPr>
+        <w:pStyle w:val="Cmsor2"/>
         <w:ind w:left="360"/>
         <w:jc w:val="both"/>
         <w:rPr>
@@ -7552,6 +7582,7 @@
     </w:p>
     <w:p>
       <w:pPr>
+        <w:pStyle w:val="Cmsor2"/>
         <w:ind w:left="360"/>
         <w:jc w:val="both"/>
         <w:rPr>
@@ -7624,6 +7655,7 @@
     </w:p>
     <w:p>
       <w:pPr>
+        <w:pStyle w:val="Cmsor2"/>
         <w:ind w:left="360"/>
         <w:jc w:val="both"/>
         <w:rPr>
@@ -7769,6 +7801,7 @@
     </w:p>
     <w:p>
       <w:pPr>
+        <w:pStyle w:val="Cmsor2"/>
         <w:ind w:left="360"/>
         <w:jc w:val="both"/>
         <w:rPr>
@@ -7845,6 +7878,7 @@
     </w:p>
     <w:p>
       <w:pPr>
+        <w:pStyle w:val="Cmsor2"/>
         <w:ind w:left="360"/>
         <w:jc w:val="both"/>
         <w:rPr>
@@ -7874,6 +7908,7 @@
     </w:p>
     <w:p>
       <w:pPr>
+        <w:pStyle w:val="Cmsor2"/>
         <w:ind w:left="360"/>
         <w:jc w:val="both"/>
         <w:rPr>
@@ -7891,6 +7926,400 @@
           <w:szCs w:val="24"/>
         </w:rPr>
         <w:t>Fejlesztői mód indítása</w:t>
+      </w:r>
+      <w:r>
+        <w:rPr>
+          <w:rFonts w:ascii="Times New Roman" w:hAnsi="Times New Roman" w:cs="Times New Roman"/>
+          <w:b/>
+          <w:sz w:val="24"/>
+          <w:szCs w:val="24"/>
+        </w:rPr>
+        <w:t>:</w:t>
+      </w:r>
+    </w:p>
+    <w:p>
+      <w:pPr>
+        <w:pStyle w:val="CodeBlock"/>
+        <w:numPr>
+          <w:ilvl w:val="0"/>
+          <w:numId w:val="15"/>
+        </w:numPr>
+        <w:jc w:val="both"/>
+        <w:rPr>
+          <w:rFonts w:ascii="Times New Roman" w:hAnsi="Times New Roman" w:cs="Times New Roman"/>
+          <w:sz w:val="24"/>
+          <w:szCs w:val="24"/>
+        </w:rPr>
+      </w:pPr>
+      <w:proofErr w:type="spellStart"/>
+      <w:r>
+        <w:rPr>
+          <w:rFonts w:ascii="Times New Roman" w:hAnsi="Times New Roman" w:cs="Times New Roman"/>
+          <w:sz w:val="24"/>
+          <w:szCs w:val="24"/>
+        </w:rPr>
+        <w:t>npm</w:t>
+      </w:r>
+      <w:proofErr w:type="spellEnd"/>
+      <w:r>
+        <w:rPr>
+          <w:rFonts w:ascii="Times New Roman" w:hAnsi="Times New Roman" w:cs="Times New Roman"/>
+          <w:sz w:val="24"/>
+          <w:szCs w:val="24"/>
+        </w:rPr>
+        <w:t xml:space="preserve"> </w:t>
+      </w:r>
+      <w:proofErr w:type="spellStart"/>
+      <w:r>
+        <w:rPr>
+          <w:rFonts w:ascii="Times New Roman" w:hAnsi="Times New Roman" w:cs="Times New Roman"/>
+          <w:sz w:val="24"/>
+          <w:szCs w:val="24"/>
+        </w:rPr>
+        <w:t>run</w:t>
+      </w:r>
+      <w:proofErr w:type="spellEnd"/>
+      <w:r>
+        <w:rPr>
+          <w:rFonts w:ascii="Times New Roman" w:hAnsi="Times New Roman" w:cs="Times New Roman"/>
+          <w:sz w:val="24"/>
+          <w:szCs w:val="24"/>
+        </w:rPr>
+        <w:t xml:space="preserve"> </w:t>
+      </w:r>
+      <w:proofErr w:type="spellStart"/>
+      <w:r>
+        <w:rPr>
+          <w:rFonts w:ascii="Times New Roman" w:hAnsi="Times New Roman" w:cs="Times New Roman"/>
+          <w:sz w:val="24"/>
+          <w:szCs w:val="24"/>
+        </w:rPr>
+        <w:t>dev</w:t>
+      </w:r>
+      <w:proofErr w:type="spellEnd"/>
+    </w:p>
+    <w:p>
+      <w:pPr>
+        <w:ind w:left="360"/>
+        <w:jc w:val="both"/>
+        <w:rPr>
+          <w:rFonts w:ascii="Times New Roman" w:hAnsi="Times New Roman" w:cs="Times New Roman"/>
+          <w:sz w:val="24"/>
+          <w:szCs w:val="24"/>
+        </w:rPr>
+      </w:pPr>
+      <w:r>
+        <w:rPr>
+          <w:rFonts w:ascii="Times New Roman" w:hAnsi="Times New Roman" w:cs="Times New Roman"/>
+          <w:sz w:val="24"/>
+          <w:szCs w:val="24"/>
+        </w:rPr>
+        <w:t xml:space="preserve">Ez elindítja a </w:t>
+      </w:r>
+      <w:proofErr w:type="spellStart"/>
+      <w:r>
+        <w:rPr>
+          <w:rFonts w:ascii="Times New Roman" w:hAnsi="Times New Roman" w:cs="Times New Roman"/>
+          <w:sz w:val="24"/>
+          <w:szCs w:val="24"/>
+        </w:rPr>
+        <w:t>Vite</w:t>
+      </w:r>
+      <w:proofErr w:type="spellEnd"/>
+      <w:r>
+        <w:rPr>
+          <w:rFonts w:ascii="Times New Roman" w:hAnsi="Times New Roman" w:cs="Times New Roman"/>
+          <w:sz w:val="24"/>
+          <w:szCs w:val="24"/>
+        </w:rPr>
+        <w:t xml:space="preserve"> fejlesztői szervert, amely automatikus </w:t>
+      </w:r>
+      <w:proofErr w:type="spellStart"/>
+      <w:r>
+        <w:rPr>
+          <w:rFonts w:ascii="Times New Roman" w:hAnsi="Times New Roman" w:cs="Times New Roman"/>
+          <w:sz w:val="24"/>
+          <w:szCs w:val="24"/>
+        </w:rPr>
+        <w:t>újratöltést</w:t>
+      </w:r>
+      <w:proofErr w:type="spellEnd"/>
+      <w:r>
+        <w:rPr>
+          <w:rFonts w:ascii="Times New Roman" w:hAnsi="Times New Roman" w:cs="Times New Roman"/>
+          <w:sz w:val="24"/>
+          <w:szCs w:val="24"/>
+        </w:rPr>
+        <w:t xml:space="preserve"> és gyors HMR-t biztosít.</w:t>
+      </w:r>
+    </w:p>
+    <w:p>
+      <w:pPr>
+        <w:pStyle w:val="Cmsor2"/>
+        <w:ind w:left="360"/>
+        <w:jc w:val="both"/>
+        <w:rPr>
+          <w:rFonts w:ascii="Times New Roman" w:hAnsi="Times New Roman" w:cs="Times New Roman"/>
+          <w:b/>
+          <w:sz w:val="24"/>
+          <w:szCs w:val="24"/>
+        </w:rPr>
+      </w:pPr>
+      <w:proofErr w:type="spellStart"/>
+      <w:r>
+        <w:rPr>
+          <w:rFonts w:ascii="Times New Roman" w:hAnsi="Times New Roman" w:cs="Times New Roman"/>
+          <w:b/>
+          <w:sz w:val="24"/>
+          <w:szCs w:val="24"/>
+        </w:rPr>
+        <w:t>Production</w:t>
+      </w:r>
+      <w:proofErr w:type="spellEnd"/>
+      <w:r>
+        <w:rPr>
+          <w:rFonts w:ascii="Times New Roman" w:hAnsi="Times New Roman" w:cs="Times New Roman"/>
+          <w:b/>
+          <w:sz w:val="24"/>
+          <w:szCs w:val="24"/>
+        </w:rPr>
+        <w:t xml:space="preserve"> </w:t>
+      </w:r>
+      <w:proofErr w:type="spellStart"/>
+      <w:r>
+        <w:rPr>
+          <w:rFonts w:ascii="Times New Roman" w:hAnsi="Times New Roman" w:cs="Times New Roman"/>
+          <w:b/>
+          <w:sz w:val="24"/>
+          <w:szCs w:val="24"/>
+        </w:rPr>
+        <w:t>build</w:t>
+      </w:r>
+      <w:proofErr w:type="spellEnd"/>
+      <w:r>
+        <w:rPr>
+          <w:rFonts w:ascii="Times New Roman" w:hAnsi="Times New Roman" w:cs="Times New Roman"/>
+          <w:b/>
+          <w:sz w:val="24"/>
+          <w:szCs w:val="24"/>
+        </w:rPr>
+        <w:t xml:space="preserve"> készítése</w:t>
+      </w:r>
+      <w:r>
+        <w:rPr>
+          <w:rFonts w:ascii="Times New Roman" w:hAnsi="Times New Roman" w:cs="Times New Roman"/>
+          <w:b/>
+          <w:sz w:val="24"/>
+          <w:szCs w:val="24"/>
+        </w:rPr>
+        <w:t>:</w:t>
+      </w:r>
+    </w:p>
+    <w:p>
+      <w:pPr>
+        <w:pStyle w:val="CodeBlock"/>
+        <w:numPr>
+          <w:ilvl w:val="0"/>
+          <w:numId w:val="15"/>
+        </w:numPr>
+        <w:jc w:val="both"/>
+        <w:rPr>
+          <w:rFonts w:ascii="Times New Roman" w:hAnsi="Times New Roman" w:cs="Times New Roman"/>
+          <w:sz w:val="24"/>
+          <w:szCs w:val="24"/>
+        </w:rPr>
+      </w:pPr>
+      <w:proofErr w:type="spellStart"/>
+      <w:r>
+        <w:rPr>
+          <w:rFonts w:ascii="Times New Roman" w:hAnsi="Times New Roman" w:cs="Times New Roman"/>
+          <w:sz w:val="24"/>
+          <w:szCs w:val="24"/>
+        </w:rPr>
+        <w:t>npm</w:t>
+      </w:r>
+      <w:proofErr w:type="spellEnd"/>
+      <w:r>
+        <w:rPr>
+          <w:rFonts w:ascii="Times New Roman" w:hAnsi="Times New Roman" w:cs="Times New Roman"/>
+          <w:sz w:val="24"/>
+          <w:szCs w:val="24"/>
+        </w:rPr>
+        <w:t xml:space="preserve"> </w:t>
+      </w:r>
+      <w:proofErr w:type="spellStart"/>
+      <w:r>
+        <w:rPr>
+          <w:rFonts w:ascii="Times New Roman" w:hAnsi="Times New Roman" w:cs="Times New Roman"/>
+          <w:sz w:val="24"/>
+          <w:szCs w:val="24"/>
+        </w:rPr>
+        <w:t>run</w:t>
+      </w:r>
+      <w:proofErr w:type="spellEnd"/>
+      <w:r>
+        <w:rPr>
+          <w:rFonts w:ascii="Times New Roman" w:hAnsi="Times New Roman" w:cs="Times New Roman"/>
+          <w:sz w:val="24"/>
+          <w:szCs w:val="24"/>
+        </w:rPr>
+        <w:t xml:space="preserve"> </w:t>
+      </w:r>
+      <w:proofErr w:type="spellStart"/>
+      <w:r>
+        <w:rPr>
+          <w:rFonts w:ascii="Times New Roman" w:hAnsi="Times New Roman" w:cs="Times New Roman"/>
+          <w:sz w:val="24"/>
+          <w:szCs w:val="24"/>
+        </w:rPr>
+        <w:t>build</w:t>
+      </w:r>
+      <w:proofErr w:type="spellEnd"/>
+    </w:p>
+    <w:p>
+      <w:pPr>
+        <w:ind w:left="360"/>
+        <w:jc w:val="both"/>
+        <w:rPr>
+          <w:rFonts w:ascii="Times New Roman" w:hAnsi="Times New Roman" w:cs="Times New Roman"/>
+          <w:sz w:val="24"/>
+          <w:szCs w:val="24"/>
+        </w:rPr>
+      </w:pPr>
+      <w:r>
+        <w:rPr>
+          <w:rFonts w:ascii="Times New Roman" w:hAnsi="Times New Roman" w:cs="Times New Roman"/>
+          <w:sz w:val="24"/>
+          <w:szCs w:val="24"/>
+        </w:rPr>
+        <w:t xml:space="preserve">A </w:t>
+      </w:r>
+      <w:proofErr w:type="spellStart"/>
+      <w:r>
+        <w:rPr>
+          <w:rFonts w:ascii="Times New Roman" w:hAnsi="Times New Roman" w:cs="Times New Roman"/>
+          <w:sz w:val="24"/>
+          <w:szCs w:val="24"/>
+        </w:rPr>
+        <w:t>Vite</w:t>
+      </w:r>
+      <w:proofErr w:type="spellEnd"/>
+      <w:r>
+        <w:rPr>
+          <w:rFonts w:ascii="Times New Roman" w:hAnsi="Times New Roman" w:cs="Times New Roman"/>
+          <w:sz w:val="24"/>
+          <w:szCs w:val="24"/>
+        </w:rPr>
+        <w:t xml:space="preserve"> optimalizált, </w:t>
+      </w:r>
+      <w:proofErr w:type="spellStart"/>
+      <w:r>
+        <w:rPr>
+          <w:rFonts w:ascii="Times New Roman" w:hAnsi="Times New Roman" w:cs="Times New Roman"/>
+          <w:sz w:val="24"/>
+          <w:szCs w:val="24"/>
+        </w:rPr>
+        <w:t>minifikált</w:t>
+      </w:r>
+      <w:proofErr w:type="spellEnd"/>
+      <w:r>
+        <w:rPr>
+          <w:rFonts w:ascii="Times New Roman" w:hAnsi="Times New Roman" w:cs="Times New Roman"/>
+          <w:sz w:val="24"/>
+          <w:szCs w:val="24"/>
+        </w:rPr>
+        <w:t xml:space="preserve"> statikus fájlokat generál a </w:t>
+      </w:r>
+      <w:proofErr w:type="spellStart"/>
+      <w:r>
+        <w:rPr>
+          <w:rFonts w:ascii="Times New Roman" w:hAnsi="Times New Roman" w:cs="Times New Roman"/>
+          <w:sz w:val="24"/>
+          <w:szCs w:val="24"/>
+        </w:rPr>
+        <w:t>dist</w:t>
+      </w:r>
+      <w:proofErr w:type="spellEnd"/>
+      <w:r>
+        <w:rPr>
+          <w:rFonts w:ascii="Times New Roman" w:hAnsi="Times New Roman" w:cs="Times New Roman"/>
+          <w:sz w:val="24"/>
+          <w:szCs w:val="24"/>
+        </w:rPr>
+        <w:t>/ mappába.</w:t>
+      </w:r>
+    </w:p>
+    <w:p>
+      <w:pPr>
+        <w:ind w:left="360"/>
+        <w:jc w:val="both"/>
+        <w:rPr>
+          <w:rFonts w:ascii="Times New Roman" w:hAnsi="Times New Roman" w:cs="Times New Roman"/>
+          <w:sz w:val="24"/>
+          <w:szCs w:val="24"/>
+        </w:rPr>
+      </w:pPr>
+    </w:p>
+    <w:p>
+      <w:pPr>
+        <w:pStyle w:val="Cmsor2"/>
+        <w:ind w:left="360"/>
+        <w:jc w:val="both"/>
+        <w:rPr>
+          <w:rFonts w:ascii="Times New Roman" w:hAnsi="Times New Roman" w:cs="Times New Roman"/>
+          <w:b/>
+          <w:sz w:val="24"/>
+          <w:szCs w:val="24"/>
+        </w:rPr>
+      </w:pPr>
+      <w:r>
+        <w:rPr>
+          <w:rFonts w:ascii="Times New Roman" w:hAnsi="Times New Roman" w:cs="Times New Roman"/>
+          <w:b/>
+          <w:sz w:val="24"/>
+          <w:szCs w:val="24"/>
+        </w:rPr>
+        <w:t xml:space="preserve">A </w:t>
+      </w:r>
+      <w:proofErr w:type="spellStart"/>
+      <w:r>
+        <w:rPr>
+          <w:rFonts w:ascii="Times New Roman" w:hAnsi="Times New Roman" w:cs="Times New Roman"/>
+          <w:b/>
+          <w:sz w:val="24"/>
+          <w:szCs w:val="24"/>
+        </w:rPr>
+        <w:t>Vite</w:t>
+      </w:r>
+      <w:proofErr w:type="spellEnd"/>
+      <w:r>
+        <w:rPr>
+          <w:rFonts w:ascii="Times New Roman" w:hAnsi="Times New Roman" w:cs="Times New Roman"/>
+          <w:b/>
+          <w:sz w:val="24"/>
+          <w:szCs w:val="24"/>
+        </w:rPr>
+        <w:t xml:space="preserve"> előnyei </w:t>
+      </w:r>
+      <w:proofErr w:type="spellStart"/>
+      <w:r>
+        <w:rPr>
+          <w:rFonts w:ascii="Times New Roman" w:hAnsi="Times New Roman" w:cs="Times New Roman"/>
+          <w:b/>
+          <w:sz w:val="24"/>
+          <w:szCs w:val="24"/>
+        </w:rPr>
+        <w:t>buildelés</w:t>
+      </w:r>
+      <w:proofErr w:type="spellEnd"/>
+      <w:r>
+        <w:rPr>
+          <w:rFonts w:ascii="Times New Roman" w:hAnsi="Times New Roman" w:cs="Times New Roman"/>
+          <w:b/>
+          <w:sz w:val="24"/>
+          <w:szCs w:val="24"/>
+        </w:rPr>
+        <w:t xml:space="preserve"> során</w:t>
       </w:r>
       <w:r>
         <w:rPr>
@@ -7916,167 +8345,13 @@
           <w:szCs w:val="24"/>
         </w:rPr>
       </w:pPr>
-      <w:proofErr w:type="spellStart"/>
-      <w:r>
-        <w:rPr>
-          <w:rFonts w:ascii="Times New Roman" w:hAnsi="Times New Roman" w:cs="Times New Roman"/>
-          <w:sz w:val="24"/>
-          <w:szCs w:val="24"/>
-        </w:rPr>
-        <w:t>npm</w:t>
-      </w:r>
-      <w:proofErr w:type="spellEnd"/>
-      <w:r>
-        <w:rPr>
-          <w:rFonts w:ascii="Times New Roman" w:hAnsi="Times New Roman" w:cs="Times New Roman"/>
-          <w:sz w:val="24"/>
-          <w:szCs w:val="24"/>
-        </w:rPr>
-        <w:t xml:space="preserve"> </w:t>
-      </w:r>
-      <w:proofErr w:type="spellStart"/>
-      <w:r>
-        <w:rPr>
-          <w:rFonts w:ascii="Times New Roman" w:hAnsi="Times New Roman" w:cs="Times New Roman"/>
-          <w:sz w:val="24"/>
-          <w:szCs w:val="24"/>
-        </w:rPr>
-        <w:t>run</w:t>
-      </w:r>
-      <w:proofErr w:type="spellEnd"/>
-      <w:r>
-        <w:rPr>
-          <w:rFonts w:ascii="Times New Roman" w:hAnsi="Times New Roman" w:cs="Times New Roman"/>
-          <w:sz w:val="24"/>
-          <w:szCs w:val="24"/>
-        </w:rPr>
-        <w:t xml:space="preserve"> </w:t>
-      </w:r>
-      <w:proofErr w:type="spellStart"/>
-      <w:r>
-        <w:rPr>
-          <w:rFonts w:ascii="Times New Roman" w:hAnsi="Times New Roman" w:cs="Times New Roman"/>
-          <w:sz w:val="24"/>
-          <w:szCs w:val="24"/>
-        </w:rPr>
-        <w:t>dev</w:t>
-      </w:r>
-      <w:proofErr w:type="spellEnd"/>
-    </w:p>
-    <w:p>
-      <w:pPr>
-        <w:ind w:left="360"/>
-        <w:jc w:val="both"/>
-        <w:rPr>
-          <w:rFonts w:ascii="Times New Roman" w:hAnsi="Times New Roman" w:cs="Times New Roman"/>
-          <w:sz w:val="24"/>
-          <w:szCs w:val="24"/>
-        </w:rPr>
-      </w:pPr>
-      <w:r>
-        <w:rPr>
-          <w:rFonts w:ascii="Times New Roman" w:hAnsi="Times New Roman" w:cs="Times New Roman"/>
-          <w:sz w:val="24"/>
-          <w:szCs w:val="24"/>
-        </w:rPr>
-        <w:t xml:space="preserve">Ez elindítja a </w:t>
-      </w:r>
-      <w:proofErr w:type="spellStart"/>
-      <w:r>
-        <w:rPr>
-          <w:rFonts w:ascii="Times New Roman" w:hAnsi="Times New Roman" w:cs="Times New Roman"/>
-          <w:sz w:val="24"/>
-          <w:szCs w:val="24"/>
-        </w:rPr>
-        <w:t>Vite</w:t>
-      </w:r>
-      <w:proofErr w:type="spellEnd"/>
-      <w:r>
-        <w:rPr>
-          <w:rFonts w:ascii="Times New Roman" w:hAnsi="Times New Roman" w:cs="Times New Roman"/>
-          <w:sz w:val="24"/>
-          <w:szCs w:val="24"/>
-        </w:rPr>
-        <w:t xml:space="preserve"> fejlesztői szervert, amely automatikus </w:t>
-      </w:r>
-      <w:proofErr w:type="spellStart"/>
-      <w:r>
-        <w:rPr>
-          <w:rFonts w:ascii="Times New Roman" w:hAnsi="Times New Roman" w:cs="Times New Roman"/>
-          <w:sz w:val="24"/>
-          <w:szCs w:val="24"/>
-        </w:rPr>
-        <w:t>újratöltést</w:t>
-      </w:r>
-      <w:proofErr w:type="spellEnd"/>
-      <w:r>
-        <w:rPr>
-          <w:rFonts w:ascii="Times New Roman" w:hAnsi="Times New Roman" w:cs="Times New Roman"/>
-          <w:sz w:val="24"/>
-          <w:szCs w:val="24"/>
-        </w:rPr>
-        <w:t xml:space="preserve"> és gyors HMR-t biztosít.</w:t>
-      </w:r>
-    </w:p>
-    <w:p>
-      <w:pPr>
-        <w:ind w:left="360"/>
-        <w:jc w:val="both"/>
-        <w:rPr>
-          <w:rFonts w:ascii="Times New Roman" w:hAnsi="Times New Roman" w:cs="Times New Roman"/>
-          <w:b/>
-          <w:sz w:val="24"/>
-          <w:szCs w:val="24"/>
-        </w:rPr>
-      </w:pPr>
-      <w:proofErr w:type="spellStart"/>
-      <w:r>
-        <w:rPr>
-          <w:rFonts w:ascii="Times New Roman" w:hAnsi="Times New Roman" w:cs="Times New Roman"/>
-          <w:b/>
-          <w:sz w:val="24"/>
-          <w:szCs w:val="24"/>
-        </w:rPr>
-        <w:t>Production</w:t>
-      </w:r>
-      <w:proofErr w:type="spellEnd"/>
-      <w:r>
-        <w:rPr>
-          <w:rFonts w:ascii="Times New Roman" w:hAnsi="Times New Roman" w:cs="Times New Roman"/>
-          <w:b/>
-          <w:sz w:val="24"/>
-          <w:szCs w:val="24"/>
-        </w:rPr>
-        <w:t xml:space="preserve"> </w:t>
-      </w:r>
-      <w:proofErr w:type="spellStart"/>
-      <w:r>
-        <w:rPr>
-          <w:rFonts w:ascii="Times New Roman" w:hAnsi="Times New Roman" w:cs="Times New Roman"/>
-          <w:b/>
-          <w:sz w:val="24"/>
-          <w:szCs w:val="24"/>
-        </w:rPr>
-        <w:t>build</w:t>
-      </w:r>
-      <w:proofErr w:type="spellEnd"/>
-      <w:r>
-        <w:rPr>
-          <w:rFonts w:ascii="Times New Roman" w:hAnsi="Times New Roman" w:cs="Times New Roman"/>
-          <w:b/>
-          <w:sz w:val="24"/>
-          <w:szCs w:val="24"/>
-        </w:rPr>
-        <w:t xml:space="preserve"> készítése</w:t>
-      </w:r>
-      <w:r>
-        <w:rPr>
-          <w:rFonts w:ascii="Times New Roman" w:hAnsi="Times New Roman" w:cs="Times New Roman"/>
-          <w:b/>
-          <w:sz w:val="24"/>
-          <w:szCs w:val="24"/>
-        </w:rPr>
-        <w:t>:</w:t>
+      <w:r>
+        <w:rPr>
+          <w:rFonts w:ascii="Times New Roman" w:hAnsi="Times New Roman" w:cs="Times New Roman"/>
+          <w:sz w:val="24"/>
+          <w:szCs w:val="24"/>
+        </w:rPr>
+        <w:t>Gyors fejlesztői szerver, azonnali visszajelzés</w:t>
       </w:r>
     </w:p>
     <w:p>
@@ -8093,14 +8368,40 @@
           <w:szCs w:val="24"/>
         </w:rPr>
       </w:pPr>
-      <w:proofErr w:type="spellStart"/>
-      <w:r>
-        <w:rPr>
-          <w:rFonts w:ascii="Times New Roman" w:hAnsi="Times New Roman" w:cs="Times New Roman"/>
-          <w:sz w:val="24"/>
-          <w:szCs w:val="24"/>
-        </w:rPr>
-        <w:t>npm</w:t>
+      <w:r>
+        <w:rPr>
+          <w:rFonts w:ascii="Times New Roman" w:hAnsi="Times New Roman" w:cs="Times New Roman"/>
+          <w:sz w:val="24"/>
+          <w:szCs w:val="24"/>
+        </w:rPr>
+        <w:t xml:space="preserve">Modern </w:t>
+      </w:r>
+      <w:proofErr w:type="spellStart"/>
+      <w:r>
+        <w:rPr>
+          <w:rFonts w:ascii="Times New Roman" w:hAnsi="Times New Roman" w:cs="Times New Roman"/>
+          <w:sz w:val="24"/>
+          <w:szCs w:val="24"/>
+        </w:rPr>
+        <w:t>ESBuild</w:t>
+      </w:r>
+      <w:proofErr w:type="spellEnd"/>
+      <w:r>
+        <w:rPr>
+          <w:rFonts w:ascii="Times New Roman" w:hAnsi="Times New Roman" w:cs="Times New Roman"/>
+          <w:sz w:val="24"/>
+          <w:szCs w:val="24"/>
+        </w:rPr>
+        <w:t xml:space="preserve">-alapú </w:t>
+      </w:r>
+      <w:proofErr w:type="spellStart"/>
+      <w:r>
+        <w:rPr>
+          <w:rFonts w:ascii="Times New Roman" w:hAnsi="Times New Roman" w:cs="Times New Roman"/>
+          <w:sz w:val="24"/>
+          <w:szCs w:val="24"/>
+        </w:rPr>
+        <w:t>build</w:t>
       </w:r>
       <w:proofErr w:type="spellEnd"/>
       <w:r>
@@ -8118,181 +8419,9 @@
           <w:sz w:val="24"/>
           <w:szCs w:val="24"/>
         </w:rPr>
-        <w:t>run</w:t>
-      </w:r>
-      <w:proofErr w:type="spellEnd"/>
-      <w:r>
-        <w:rPr>
-          <w:rFonts w:ascii="Times New Roman" w:hAnsi="Times New Roman" w:cs="Times New Roman"/>
-          <w:sz w:val="24"/>
-          <w:szCs w:val="24"/>
-        </w:rPr>
-        <w:t xml:space="preserve"> </w:t>
-      </w:r>
-      <w:proofErr w:type="spellStart"/>
-      <w:r>
-        <w:rPr>
-          <w:rFonts w:ascii="Times New Roman" w:hAnsi="Times New Roman" w:cs="Times New Roman"/>
-          <w:sz w:val="24"/>
-          <w:szCs w:val="24"/>
-        </w:rPr>
-        <w:t>build</w:t>
-      </w:r>
-      <w:proofErr w:type="spellEnd"/>
-    </w:p>
-    <w:p>
-      <w:pPr>
-        <w:ind w:left="360"/>
-        <w:jc w:val="both"/>
-        <w:rPr>
-          <w:rFonts w:ascii="Times New Roman" w:hAnsi="Times New Roman" w:cs="Times New Roman"/>
-          <w:sz w:val="24"/>
-          <w:szCs w:val="24"/>
-        </w:rPr>
-      </w:pPr>
-      <w:r>
-        <w:rPr>
-          <w:rFonts w:ascii="Times New Roman" w:hAnsi="Times New Roman" w:cs="Times New Roman"/>
-          <w:sz w:val="24"/>
-          <w:szCs w:val="24"/>
-        </w:rPr>
-        <w:t xml:space="preserve">A </w:t>
-      </w:r>
-      <w:proofErr w:type="spellStart"/>
-      <w:r>
-        <w:rPr>
-          <w:rFonts w:ascii="Times New Roman" w:hAnsi="Times New Roman" w:cs="Times New Roman"/>
-          <w:sz w:val="24"/>
-          <w:szCs w:val="24"/>
-        </w:rPr>
-        <w:t>Vite</w:t>
-      </w:r>
-      <w:proofErr w:type="spellEnd"/>
-      <w:r>
-        <w:rPr>
-          <w:rFonts w:ascii="Times New Roman" w:hAnsi="Times New Roman" w:cs="Times New Roman"/>
-          <w:sz w:val="24"/>
-          <w:szCs w:val="24"/>
-        </w:rPr>
-        <w:t xml:space="preserve"> optimalizált, </w:t>
-      </w:r>
-      <w:proofErr w:type="spellStart"/>
-      <w:r>
-        <w:rPr>
-          <w:rFonts w:ascii="Times New Roman" w:hAnsi="Times New Roman" w:cs="Times New Roman"/>
-          <w:sz w:val="24"/>
-          <w:szCs w:val="24"/>
-        </w:rPr>
-        <w:t>minifikált</w:t>
-      </w:r>
-      <w:proofErr w:type="spellEnd"/>
-      <w:r>
-        <w:rPr>
-          <w:rFonts w:ascii="Times New Roman" w:hAnsi="Times New Roman" w:cs="Times New Roman"/>
-          <w:sz w:val="24"/>
-          <w:szCs w:val="24"/>
-        </w:rPr>
-        <w:t xml:space="preserve"> statikus fájlokat generál a </w:t>
-      </w:r>
-      <w:proofErr w:type="spellStart"/>
-      <w:r>
-        <w:rPr>
-          <w:rFonts w:ascii="Times New Roman" w:hAnsi="Times New Roman" w:cs="Times New Roman"/>
-          <w:sz w:val="24"/>
-          <w:szCs w:val="24"/>
-        </w:rPr>
-        <w:t>dist</w:t>
-      </w:r>
-      <w:proofErr w:type="spellEnd"/>
-      <w:r>
-        <w:rPr>
-          <w:rFonts w:ascii="Times New Roman" w:hAnsi="Times New Roman" w:cs="Times New Roman"/>
-          <w:sz w:val="24"/>
-          <w:szCs w:val="24"/>
-        </w:rPr>
-        <w:t>/ mappába.</w:t>
-      </w:r>
-    </w:p>
-    <w:p>
-      <w:pPr>
-        <w:ind w:left="360"/>
-        <w:jc w:val="both"/>
-        <w:rPr>
-          <w:rFonts w:ascii="Times New Roman" w:hAnsi="Times New Roman" w:cs="Times New Roman"/>
-          <w:sz w:val="24"/>
-          <w:szCs w:val="24"/>
-        </w:rPr>
-      </w:pPr>
-    </w:p>
-    <w:p>
-      <w:pPr>
-        <w:ind w:left="360"/>
-        <w:jc w:val="both"/>
-        <w:rPr>
-          <w:rFonts w:ascii="Times New Roman" w:hAnsi="Times New Roman" w:cs="Times New Roman"/>
-          <w:b/>
-          <w:sz w:val="24"/>
-          <w:szCs w:val="24"/>
-        </w:rPr>
-      </w:pPr>
-      <w:r>
-        <w:rPr>
-          <w:rFonts w:ascii="Times New Roman" w:hAnsi="Times New Roman" w:cs="Times New Roman"/>
-          <w:b/>
-          <w:sz w:val="24"/>
-          <w:szCs w:val="24"/>
-        </w:rPr>
-        <w:t xml:space="preserve">A </w:t>
-      </w:r>
-      <w:proofErr w:type="spellStart"/>
-      <w:r>
-        <w:rPr>
-          <w:rFonts w:ascii="Times New Roman" w:hAnsi="Times New Roman" w:cs="Times New Roman"/>
-          <w:b/>
-          <w:sz w:val="24"/>
-          <w:szCs w:val="24"/>
-        </w:rPr>
-        <w:t>Vite</w:t>
-      </w:r>
-      <w:proofErr w:type="spellEnd"/>
-      <w:r>
-        <w:rPr>
-          <w:rFonts w:ascii="Times New Roman" w:hAnsi="Times New Roman" w:cs="Times New Roman"/>
-          <w:b/>
-          <w:sz w:val="24"/>
-          <w:szCs w:val="24"/>
-        </w:rPr>
-        <w:t xml:space="preserve"> előnyei </w:t>
-      </w:r>
-      <w:proofErr w:type="spellStart"/>
-      <w:r>
-        <w:rPr>
-          <w:rFonts w:ascii="Times New Roman" w:hAnsi="Times New Roman" w:cs="Times New Roman"/>
-          <w:b/>
-          <w:sz w:val="24"/>
-          <w:szCs w:val="24"/>
-        </w:rPr>
-        <w:t>buildelés</w:t>
-      </w:r>
-      <w:proofErr w:type="spellEnd"/>
-      <w:r>
-        <w:rPr>
-          <w:rFonts w:ascii="Times New Roman" w:hAnsi="Times New Roman" w:cs="Times New Roman"/>
-          <w:b/>
-          <w:sz w:val="24"/>
-          <w:szCs w:val="24"/>
-        </w:rPr>
-        <w:t xml:space="preserve"> során</w:t>
-      </w:r>
-      <w:r>
-        <w:rPr>
-          <w:rFonts w:ascii="Times New Roman" w:hAnsi="Times New Roman" w:cs="Times New Roman"/>
-          <w:b/>
-          <w:sz w:val="24"/>
-          <w:szCs w:val="24"/>
-        </w:rPr>
-        <w:t>:</w:t>
-      </w:r>
+        <w:t>pipeline</w:t>
+      </w:r>
+      <w:proofErr w:type="spellEnd"/>
     </w:p>
     <w:p>
       <w:pPr>
@@ -8314,8 +8443,36 @@
           <w:sz w:val="24"/>
           <w:szCs w:val="24"/>
         </w:rPr>
-        <w:t>Gyors fejlesztői szerver, azonnali visszajelzés</w:t>
-      </w:r>
+        <w:t xml:space="preserve">Optimalizált, kis méretű </w:t>
+      </w:r>
+      <w:proofErr w:type="spellStart"/>
+      <w:r>
+        <w:rPr>
+          <w:rFonts w:ascii="Times New Roman" w:hAnsi="Times New Roman" w:cs="Times New Roman"/>
+          <w:sz w:val="24"/>
+          <w:szCs w:val="24"/>
+        </w:rPr>
+        <w:t>production</w:t>
+      </w:r>
+      <w:proofErr w:type="spellEnd"/>
+      <w:r>
+        <w:rPr>
+          <w:rFonts w:ascii="Times New Roman" w:hAnsi="Times New Roman" w:cs="Times New Roman"/>
+          <w:sz w:val="24"/>
+          <w:szCs w:val="24"/>
+        </w:rPr>
+        <w:t xml:space="preserve"> </w:t>
+      </w:r>
+      <w:proofErr w:type="spellStart"/>
+      <w:r>
+        <w:rPr>
+          <w:rFonts w:ascii="Times New Roman" w:hAnsi="Times New Roman" w:cs="Times New Roman"/>
+          <w:sz w:val="24"/>
+          <w:szCs w:val="24"/>
+        </w:rPr>
+        <w:t>build</w:t>
+      </w:r>
+      <w:proofErr w:type="spellEnd"/>
     </w:p>
     <w:p>
       <w:pPr>
@@ -8337,230 +8494,941 @@
           <w:sz w:val="24"/>
           <w:szCs w:val="24"/>
         </w:rPr>
-        <w:t xml:space="preserve">Modern </w:t>
-      </w:r>
-      <w:proofErr w:type="spellStart"/>
-      <w:r>
-        <w:rPr>
-          <w:rFonts w:ascii="Times New Roman" w:hAnsi="Times New Roman" w:cs="Times New Roman"/>
-          <w:sz w:val="24"/>
-          <w:szCs w:val="24"/>
-        </w:rPr>
-        <w:t>ESBuild</w:t>
-      </w:r>
-      <w:proofErr w:type="spellEnd"/>
-      <w:r>
-        <w:rPr>
-          <w:rFonts w:ascii="Times New Roman" w:hAnsi="Times New Roman" w:cs="Times New Roman"/>
-          <w:sz w:val="24"/>
-          <w:szCs w:val="24"/>
-        </w:rPr>
-        <w:t xml:space="preserve">-alapú </w:t>
-      </w:r>
-      <w:proofErr w:type="spellStart"/>
-      <w:r>
-        <w:rPr>
-          <w:rFonts w:ascii="Times New Roman" w:hAnsi="Times New Roman" w:cs="Times New Roman"/>
-          <w:sz w:val="24"/>
-          <w:szCs w:val="24"/>
-        </w:rPr>
-        <w:t>build</w:t>
-      </w:r>
-      <w:proofErr w:type="spellEnd"/>
-      <w:r>
-        <w:rPr>
-          <w:rFonts w:ascii="Times New Roman" w:hAnsi="Times New Roman" w:cs="Times New Roman"/>
-          <w:sz w:val="24"/>
-          <w:szCs w:val="24"/>
-        </w:rPr>
-        <w:t xml:space="preserve"> </w:t>
-      </w:r>
-      <w:proofErr w:type="spellStart"/>
-      <w:r>
-        <w:rPr>
-          <w:rFonts w:ascii="Times New Roman" w:hAnsi="Times New Roman" w:cs="Times New Roman"/>
-          <w:sz w:val="24"/>
-          <w:szCs w:val="24"/>
-        </w:rPr>
-        <w:t>pipeline</w:t>
-      </w:r>
-      <w:proofErr w:type="spellEnd"/>
+        <w:t xml:space="preserve">Könnyű konfiguráció, </w:t>
+      </w:r>
+      <w:proofErr w:type="spellStart"/>
+      <w:r>
+        <w:rPr>
+          <w:rFonts w:ascii="Times New Roman" w:hAnsi="Times New Roman" w:cs="Times New Roman"/>
+          <w:sz w:val="24"/>
+          <w:szCs w:val="24"/>
+        </w:rPr>
+        <w:t>pluginek</w:t>
+      </w:r>
+      <w:proofErr w:type="spellEnd"/>
+      <w:r>
+        <w:rPr>
+          <w:rFonts w:ascii="Times New Roman" w:hAnsi="Times New Roman" w:cs="Times New Roman"/>
+          <w:sz w:val="24"/>
+          <w:szCs w:val="24"/>
+        </w:rPr>
+        <w:t xml:space="preserve"> támogatása</w:t>
+      </w:r>
+    </w:p>
+    <w:p>
+      <w:pPr>
+        <w:pStyle w:val="Cmsor2"/>
+        <w:ind w:left="360"/>
+        <w:jc w:val="both"/>
+        <w:rPr>
+          <w:rFonts w:ascii="Times New Roman" w:hAnsi="Times New Roman" w:cs="Times New Roman"/>
+          <w:b/>
+          <w:sz w:val="24"/>
+          <w:szCs w:val="24"/>
+        </w:rPr>
+      </w:pPr>
+      <w:r>
+        <w:rPr>
+          <w:rFonts w:ascii="Times New Roman" w:hAnsi="Times New Roman" w:cs="Times New Roman"/>
+          <w:b/>
+          <w:sz w:val="24"/>
+          <w:szCs w:val="24"/>
+        </w:rPr>
+        <w:t>Összegzés</w:t>
+      </w:r>
+      <w:r>
+        <w:rPr>
+          <w:rFonts w:ascii="Times New Roman" w:hAnsi="Times New Roman" w:cs="Times New Roman"/>
+          <w:b/>
+          <w:sz w:val="24"/>
+          <w:szCs w:val="24"/>
+        </w:rPr>
+        <w:t>:</w:t>
+      </w:r>
+    </w:p>
+    <w:p>
+      <w:pPr>
+        <w:ind w:left="360"/>
+        <w:jc w:val="both"/>
+        <w:rPr>
+          <w:rFonts w:ascii="Times New Roman" w:hAnsi="Times New Roman" w:cs="Times New Roman"/>
+          <w:sz w:val="24"/>
+          <w:szCs w:val="24"/>
+        </w:rPr>
+      </w:pPr>
+      <w:r>
+        <w:rPr>
+          <w:rFonts w:ascii="Times New Roman" w:hAnsi="Times New Roman" w:cs="Times New Roman"/>
+          <w:sz w:val="24"/>
+          <w:szCs w:val="24"/>
+        </w:rPr>
+        <w:t xml:space="preserve">A </w:t>
+      </w:r>
+      <w:proofErr w:type="spellStart"/>
+      <w:r>
+        <w:rPr>
+          <w:rFonts w:ascii="Times New Roman" w:hAnsi="Times New Roman" w:cs="Times New Roman"/>
+          <w:sz w:val="24"/>
+          <w:szCs w:val="24"/>
+        </w:rPr>
+        <w:t>React</w:t>
+      </w:r>
+      <w:proofErr w:type="spellEnd"/>
+      <w:r>
+        <w:rPr>
+          <w:rFonts w:ascii="Times New Roman" w:hAnsi="Times New Roman" w:cs="Times New Roman"/>
+          <w:sz w:val="24"/>
+          <w:szCs w:val="24"/>
+        </w:rPr>
+        <w:t xml:space="preserve"> + </w:t>
+      </w:r>
+      <w:proofErr w:type="spellStart"/>
+      <w:r>
+        <w:rPr>
+          <w:rFonts w:ascii="Times New Roman" w:hAnsi="Times New Roman" w:cs="Times New Roman"/>
+          <w:sz w:val="24"/>
+          <w:szCs w:val="24"/>
+        </w:rPr>
+        <w:t>Vite</w:t>
+      </w:r>
+      <w:proofErr w:type="spellEnd"/>
+      <w:r>
+        <w:rPr>
+          <w:rFonts w:ascii="Times New Roman" w:hAnsi="Times New Roman" w:cs="Times New Roman"/>
+          <w:sz w:val="24"/>
+          <w:szCs w:val="24"/>
+        </w:rPr>
+        <w:t xml:space="preserve"> alapú frontend modern, jól strukturált, könnyen karbantartható és bővíthető megoldást kínál. A komponensalapú szemlélet, a Context API-s állapotkezelés, a reszponzív dizájn és az egységes API kommunikáció mind hozzájárulnak a professzionális, felhasználóbarát alkalmazás kialakításához.</w:t>
+      </w:r>
+    </w:p>
+    <w:p>
+      <w:r>
+        <w:br w:type="page"/>
+      </w:r>
+    </w:p>
+    <w:p>
+      <w:pPr>
+        <w:pStyle w:val="Cmsor1"/>
+      </w:pPr>
+      <w:r>
+        <w:t>3. Backend:</w:t>
+      </w:r>
+    </w:p>
+    <w:p>
+      <w:pPr>
+        <w:pStyle w:val="Cmsor2"/>
+      </w:pPr>
+      <w:r>
+        <w:t>A backend célja és szerepe az alkalmazásban:</w:t>
+      </w:r>
+    </w:p>
+    <w:p>
+      <w:pPr/>
+      <w:r>
+        <w:t>A backend biztosítja a REST API-t a frontend és a mobil kliens számára. Feladata a felhasználói hitelesítés (JWT), az admin műveletek kezelése, a zászlók/országok/variációk (méretek, anyagok) kiszolgálása, valamint a számlázás és rendelési tételek mentése MySQL adatbázisba.</w:t>
+      </w:r>
+    </w:p>
+    <w:p>
+      <w:pPr>
+        <w:pStyle w:val="Cmsor2"/>
+      </w:pPr>
+      <w:r>
+        <w:t>Technológiai stack:</w:t>
+      </w:r>
     </w:p>
     <w:p>
       <w:pPr>
         <w:pStyle w:val="Listaszerbekezds"/>
-        <w:numPr>
-          <w:ilvl w:val="0"/>
-          <w:numId w:val="15"/>
-        </w:numPr>
-        <w:jc w:val="both"/>
-        <w:rPr>
-          <w:rFonts w:ascii="Times New Roman" w:hAnsi="Times New Roman" w:cs="Times New Roman"/>
-          <w:sz w:val="24"/>
-          <w:szCs w:val="24"/>
-        </w:rPr>
-      </w:pPr>
-      <w:r>
-        <w:rPr>
-          <w:rFonts w:ascii="Times New Roman" w:hAnsi="Times New Roman" w:cs="Times New Roman"/>
-          <w:sz w:val="24"/>
-          <w:szCs w:val="24"/>
-        </w:rPr>
-        <w:t xml:space="preserve">Optimalizált, kis méretű </w:t>
-      </w:r>
-      <w:proofErr w:type="spellStart"/>
-      <w:r>
-        <w:rPr>
-          <w:rFonts w:ascii="Times New Roman" w:hAnsi="Times New Roman" w:cs="Times New Roman"/>
-          <w:sz w:val="24"/>
-          <w:szCs w:val="24"/>
-        </w:rPr>
-        <w:t>production</w:t>
-      </w:r>
-      <w:proofErr w:type="spellEnd"/>
-      <w:r>
-        <w:rPr>
-          <w:rFonts w:ascii="Times New Roman" w:hAnsi="Times New Roman" w:cs="Times New Roman"/>
-          <w:sz w:val="24"/>
-          <w:szCs w:val="24"/>
-        </w:rPr>
-        <w:t xml:space="preserve"> </w:t>
-      </w:r>
-      <w:proofErr w:type="spellStart"/>
-      <w:r>
-        <w:rPr>
-          <w:rFonts w:ascii="Times New Roman" w:hAnsi="Times New Roman" w:cs="Times New Roman"/>
-          <w:sz w:val="24"/>
-          <w:szCs w:val="24"/>
-        </w:rPr>
-        <w:t>build</w:t>
-      </w:r>
-      <w:proofErr w:type="spellEnd"/>
+      </w:pPr>
+      <w:r>
+        <w:t>• Node.js + Express (REST API)</w:t>
+      </w:r>
     </w:p>
     <w:p>
       <w:pPr>
         <w:pStyle w:val="Listaszerbekezds"/>
-        <w:numPr>
-          <w:ilvl w:val="0"/>
-          <w:numId w:val="15"/>
-        </w:numPr>
-        <w:jc w:val="both"/>
-        <w:rPr>
-          <w:rFonts w:ascii="Times New Roman" w:hAnsi="Times New Roman" w:cs="Times New Roman"/>
-          <w:sz w:val="24"/>
-          <w:szCs w:val="24"/>
-        </w:rPr>
-      </w:pPr>
-      <w:r>
-        <w:rPr>
-          <w:rFonts w:ascii="Times New Roman" w:hAnsi="Times New Roman" w:cs="Times New Roman"/>
-          <w:sz w:val="24"/>
-          <w:szCs w:val="24"/>
-        </w:rPr>
-        <w:t xml:space="preserve">Könnyű konfiguráció, </w:t>
-      </w:r>
-      <w:proofErr w:type="spellStart"/>
-      <w:r>
-        <w:rPr>
-          <w:rFonts w:ascii="Times New Roman" w:hAnsi="Times New Roman" w:cs="Times New Roman"/>
-          <w:sz w:val="24"/>
-          <w:szCs w:val="24"/>
-        </w:rPr>
-        <w:t>pluginek</w:t>
-      </w:r>
-      <w:proofErr w:type="spellEnd"/>
-      <w:r>
-        <w:rPr>
-          <w:rFonts w:ascii="Times New Roman" w:hAnsi="Times New Roman" w:cs="Times New Roman"/>
-          <w:sz w:val="24"/>
-          <w:szCs w:val="24"/>
-        </w:rPr>
-        <w:t xml:space="preserve"> támogatása</w:t>
-      </w:r>
-    </w:p>
-    <w:p>
-      <w:pPr>
-        <w:ind w:left="360"/>
-        <w:jc w:val="both"/>
-        <w:rPr>
-          <w:rFonts w:ascii="Times New Roman" w:hAnsi="Times New Roman" w:cs="Times New Roman"/>
-          <w:b/>
-          <w:sz w:val="24"/>
-          <w:szCs w:val="24"/>
-        </w:rPr>
-      </w:pPr>
-      <w:r>
-        <w:rPr>
-          <w:rFonts w:ascii="Times New Roman" w:hAnsi="Times New Roman" w:cs="Times New Roman"/>
-          <w:b/>
-          <w:sz w:val="24"/>
-          <w:szCs w:val="24"/>
-        </w:rPr>
-        <w:t>Összegzés</w:t>
-      </w:r>
-      <w:r>
-        <w:rPr>
-          <w:rFonts w:ascii="Times New Roman" w:hAnsi="Times New Roman" w:cs="Times New Roman"/>
-          <w:b/>
-          <w:sz w:val="24"/>
-          <w:szCs w:val="24"/>
-        </w:rPr>
-        <w:t>:</w:t>
-      </w:r>
-    </w:p>
-    <w:p>
-      <w:pPr>
-        <w:ind w:left="360"/>
-        <w:jc w:val="both"/>
-        <w:rPr>
-          <w:rFonts w:ascii="Times New Roman" w:hAnsi="Times New Roman" w:cs="Times New Roman"/>
-          <w:sz w:val="24"/>
-          <w:szCs w:val="24"/>
-        </w:rPr>
-      </w:pPr>
-      <w:r>
-        <w:rPr>
-          <w:rFonts w:ascii="Times New Roman" w:hAnsi="Times New Roman" w:cs="Times New Roman"/>
-          <w:sz w:val="24"/>
-          <w:szCs w:val="24"/>
-        </w:rPr>
-        <w:t xml:space="preserve">A </w:t>
-      </w:r>
-      <w:proofErr w:type="spellStart"/>
-      <w:r>
-        <w:rPr>
-          <w:rFonts w:ascii="Times New Roman" w:hAnsi="Times New Roman" w:cs="Times New Roman"/>
-          <w:sz w:val="24"/>
-          <w:szCs w:val="24"/>
-        </w:rPr>
-        <w:t>React</w:t>
-      </w:r>
-      <w:proofErr w:type="spellEnd"/>
-      <w:r>
-        <w:rPr>
-          <w:rFonts w:ascii="Times New Roman" w:hAnsi="Times New Roman" w:cs="Times New Roman"/>
-          <w:sz w:val="24"/>
-          <w:szCs w:val="24"/>
-        </w:rPr>
-        <w:t xml:space="preserve"> + </w:t>
-      </w:r>
-      <w:proofErr w:type="spellStart"/>
-      <w:r>
-        <w:rPr>
-          <w:rFonts w:ascii="Times New Roman" w:hAnsi="Times New Roman" w:cs="Times New Roman"/>
-          <w:sz w:val="24"/>
-          <w:szCs w:val="24"/>
-        </w:rPr>
-        <w:t>Vite</w:t>
-      </w:r>
-      <w:proofErr w:type="spellEnd"/>
-      <w:r>
-        <w:rPr>
-          <w:rFonts w:ascii="Times New Roman" w:hAnsi="Times New Roman" w:cs="Times New Roman"/>
-          <w:sz w:val="24"/>
-          <w:szCs w:val="24"/>
-        </w:rPr>
-        <w:t xml:space="preserve"> alapú frontend modern, jól strukturált, könnyen karbantartható és bővíthető megoldást kínál. A komponensalapú szemlélet, a Context API-s állapotkezelés, a reszponzív dizájn és az egységes API kommunikáció mind hozzájárulnak a professzionális, felhasználóbarát alkalmazás kialakításához.</w:t>
+      </w:pPr>
+      <w:r>
+        <w:t>• mysql2 (MySQL kapcsolat, connection pool)</w:t>
+      </w:r>
+    </w:p>
+    <w:p>
+      <w:pPr>
+        <w:pStyle w:val="Listaszerbekezds"/>
+      </w:pPr>
+      <w:r>
+        <w:t>• jsonwebtoken (JWT access token)</w:t>
+      </w:r>
+    </w:p>
+    <w:p>
+      <w:pPr>
+        <w:pStyle w:val="Listaszerbekezds"/>
+      </w:pPr>
+      <w:r>
+        <w:t>• bcrypt (jelszó hash-elés)</w:t>
+      </w:r>
+    </w:p>
+    <w:p>
+      <w:pPr>
+        <w:pStyle w:val="Listaszerbekezds"/>
+      </w:pPr>
+      <w:r>
+        <w:t>• multer (képfeltöltés)</w:t>
+      </w:r>
+    </w:p>
+    <w:p>
+      <w:pPr>
+        <w:pStyle w:val="Listaszerbekezds"/>
+      </w:pPr>
+      <w:r>
+        <w:t>• cors + cookie-parser (CORS és cookie kezelés)</w:t>
+      </w:r>
+    </w:p>
+    <w:p>
+      <w:pPr>
+        <w:pStyle w:val="Listaszerbekezds"/>
+      </w:pPr>
+      <w:r>
+        <w:t>• dotenv (környezeti változók betöltése)</w:t>
+      </w:r>
+    </w:p>
+    <w:p>
+      <w:pPr>
+        <w:pStyle w:val="Listaszerbekezds"/>
+      </w:pPr>
+      <w:r>
+        <w:t>• nodemon (fejlesztői újraindítás)</w:t>
+      </w:r>
+    </w:p>
+    <w:p>
+      <w:pPr>
+        <w:pStyle w:val="Cmsor2"/>
+      </w:pPr>
+      <w:r>
+        <w:t>Projektstruktúra:</w:t>
+      </w:r>
+    </w:p>
+    <w:p>
+      <w:pPr>
+        <w:pStyle w:val="CodeBlock"/>
+      </w:pPr>
+      <w:r>
+        <w:t>bin/             # Szerver indítása (www)</w:t>
+      </w:r>
+    </w:p>
+    <w:p>
+      <w:pPr>
+        <w:pStyle w:val="CodeBlock"/>
+      </w:pPr>
+      <w:r>
+        <w:t>config/          # DB pool konfiguráció (MySQL)</w:t>
+      </w:r>
+    </w:p>
+    <w:p>
+      <w:pPr>
+        <w:pStyle w:val="CodeBlock"/>
+      </w:pPr>
+      <w:r>
+        <w:t>controllers/     # Vezérlők (auth, zászlók, számlák)</w:t>
+      </w:r>
+    </w:p>
+    <w:p>
+      <w:pPr>
+        <w:pStyle w:val="CodeBlock"/>
+      </w:pPr>
+      <w:r>
+        <w:t>middleware/      # JWT ellenőrzés, admin jogosultság</w:t>
+      </w:r>
+    </w:p>
+    <w:p>
+      <w:pPr>
+        <w:pStyle w:val="CodeBlock"/>
+      </w:pPr>
+      <w:r>
+        <w:t>models/          # Adatbázis műveletek</w:t>
+      </w:r>
+    </w:p>
+    <w:p>
+      <w:pPr>
+        <w:pStyle w:val="CodeBlock"/>
+      </w:pPr>
+      <w:r>
+        <w:t>routes/          # REST útvonalak</w:t>
+      </w:r>
+    </w:p>
+    <w:p>
+      <w:pPr>
+        <w:pStyle w:val="CodeBlock"/>
+      </w:pPr>
+      <w:r>
+        <w:t>public/          # Statikus fájlok (express.static)</w:t>
+      </w:r>
+    </w:p>
+    <w:p>
+      <w:pPr>
+        <w:pStyle w:val="CodeBlock"/>
+      </w:pPr>
+      <w:r>
+        <w:t>app.js           # Express app + middleware + route-ok</w:t>
+      </w:r>
+    </w:p>
+    <w:p>
+      <w:pPr>
+        <w:pStyle w:val="CodeBlock"/>
+      </w:pPr>
+      <w:r>
+        <w:t>.env             # Környezeti változók</w:t>
+      </w:r>
+    </w:p>
+    <w:p>
+      <w:pPr>
+        <w:pStyle w:val="Cmsor2"/>
+      </w:pPr>
+      <w:r>
+        <w:t>Környezeti változók (.env):</w:t>
+      </w:r>
+    </w:p>
+    <w:p>
+      <w:pPr>
+        <w:pStyle w:val="Listaszerbekezds"/>
+      </w:pPr>
+      <w:r>
+        <w:t>• PORT – a szerver portja (alapértelmezett: 8080)</w:t>
+      </w:r>
+    </w:p>
+    <w:p>
+      <w:pPr>
+        <w:pStyle w:val="Listaszerbekezds"/>
+      </w:pPr>
+      <w:r>
+        <w:t>• DB_HOST, DB_USER, DB_PASSWORD, DB_NAME – MySQL kapcsolat adatai</w:t>
+      </w:r>
+    </w:p>
+    <w:p>
+      <w:pPr>
+        <w:pStyle w:val="Listaszerbekezds"/>
+      </w:pPr>
+      <w:r>
+        <w:t>• JWT_SECRET – access token aláírási kulcs</w:t>
+      </w:r>
+    </w:p>
+    <w:p>
+      <w:pPr>
+        <w:pStyle w:val="Listaszerbekezds"/>
+      </w:pPr>
+      <w:r>
+        <w:t>• REFRESH_JWT_SECRET – refresh token aláírási kulcs</w:t>
+      </w:r>
+    </w:p>
+    <w:p>
+      <w:pPr>
+        <w:pStyle w:val="Listaszerbekezds"/>
+      </w:pPr>
+      <w:r>
+        <w:t>• JWT_EXPIRES_IN – access token lejárat (pl. 1h)</w:t>
+      </w:r>
+    </w:p>
+    <w:p>
+      <w:pPr>
+        <w:pStyle w:val="Listaszerbekezds"/>
+      </w:pPr>
+      <w:r>
+        <w:t>• REFRESH_EXPIRES_IN – refresh token lejárat (pl. 3d)</w:t>
+      </w:r>
+    </w:p>
+    <w:p>
+      <w:pPr>
+        <w:pStyle w:val="Listaszerbekezds"/>
+      </w:pPr>
+      <w:r>
+        <w:t>• CORS_ORIGINS – extra engedélyezett origin-ek vesszővel elválasztva (opcionális)</w:t>
+      </w:r>
+    </w:p>
+    <w:p>
+      <w:pPr>
+        <w:pStyle w:val="Listaszerbekezds"/>
+      </w:pPr>
+      <w:r>
+        <w:t>• NODE_ENV – production esetén a refresh cookie `secure` módban megy (opcionális)</w:t>
+      </w:r>
+    </w:p>
+    <w:p>
+      <w:pPr>
+        <w:pStyle w:val="Cmsor2"/>
+      </w:pPr>
+      <w:r>
+        <w:t>Futtatás (fejlesztés):</w:t>
+      </w:r>
+    </w:p>
+    <w:p>
+      <w:pPr>
+        <w:pStyle w:val="CodeBlock"/>
+      </w:pPr>
+      <w:r>
+        <w:t>npm install</w:t>
+      </w:r>
+    </w:p>
+    <w:p>
+      <w:pPr>
+        <w:pStyle w:val="CodeBlock"/>
+      </w:pPr>
+      <w:r>
+        <w:t>npm start</w:t>
+      </w:r>
+    </w:p>
+    <w:p>
+      <w:pPr/>
+      <w:r>
+        <w:t>A `npm start` a nodemon-t indítja (./bin/www), ami figyeli a fájlokat és változás esetén újraindítja a szervert.</w:t>
+      </w:r>
+    </w:p>
+    <w:p>
+      <w:pPr>
+        <w:pStyle w:val="Cmsor2"/>
+      </w:pPr>
+      <w:r>
+        <w:t>Hitelesítés és jogosultságok:</w:t>
+      </w:r>
+    </w:p>
+    <w:p>
+      <w:pPr/>
+      <w:r>
+        <w:t>Bejelentkezéskor a szerver access tokent ad vissza JSON-ban, és egy HttpOnly `refreshToken` cookie-t állít be. Védett végpontoknál az access tokent a kliens a `Authorization: Bearer &lt;token&gt;` fejlécben küldi.</w:t>
+      </w:r>
+    </w:p>
+    <w:p>
+      <w:pPr/>
+      <w:r>
+        <w:t>Admin végpontok csak akkor érhetők el, ha a JWT payload-ban a `szerep` értéke `admin`.</w:t>
+      </w:r>
+    </w:p>
+    <w:p>
+      <w:pPr>
+        <w:pStyle w:val="Cmsor2"/>
+      </w:pPr>
+      <w:r>
+        <w:t>Főbb REST végpontok:</w:t>
+      </w:r>
+    </w:p>
+    <w:p>
+      <w:pPr>
+        <w:pStyle w:val="Cmsor3"/>
+      </w:pPr>
+      <w:r>
+        <w:t>Auth (/auth)</w:t>
+      </w:r>
+    </w:p>
+    <w:p>
+      <w:pPr>
+        <w:pStyle w:val="CodeBlock"/>
+      </w:pPr>
+      <w:r>
+        <w:t>POST   /auth/register</w:t>
+      </w:r>
+    </w:p>
+    <w:p>
+      <w:pPr>
+        <w:pStyle w:val="CodeBlock"/>
+      </w:pPr>
+      <w:r>
+        <w:t>POST   /auth/login</w:t>
+      </w:r>
+    </w:p>
+    <w:p>
+      <w:pPr>
+        <w:pStyle w:val="CodeBlock"/>
+      </w:pPr>
+      <w:r>
+        <w:t>POST   /auth/refresh-token</w:t>
+      </w:r>
+    </w:p>
+    <w:p>
+      <w:pPr>
+        <w:pStyle w:val="CodeBlock"/>
+      </w:pPr>
+      <w:r>
+        <w:t>GET    /auth/profil           (JWT)</w:t>
+      </w:r>
+    </w:p>
+    <w:p>
+      <w:pPr>
+        <w:pStyle w:val="CodeBlock"/>
+      </w:pPr>
+      <w:r>
+        <w:t>PUT    /auth/profil/update    (JWT)</w:t>
+      </w:r>
+    </w:p>
+    <w:p>
+      <w:pPr>
+        <w:pStyle w:val="CodeBlock"/>
+      </w:pPr>
+      <w:r>
+        <w:t>POST   /auth/logout</w:t>
+      </w:r>
+    </w:p>
+    <w:p>
+      <w:pPr>
+        <w:pStyle w:val="CodeBlock"/>
+      </w:pPr>
+      <w:r>
+        <w:t>GET    /auth/admin/users            (JWT + admin)</w:t>
+      </w:r>
+    </w:p>
+    <w:p>
+      <w:pPr>
+        <w:pStyle w:val="CodeBlock"/>
+      </w:pPr>
+      <w:r>
+        <w:t>PUT    /auth/admin/users/:id/role   (JWT + admin)</w:t>
+      </w:r>
+    </w:p>
+    <w:p>
+      <w:pPr>
+        <w:pStyle w:val="CodeBlock"/>
+      </w:pPr>
+      <w:r>
+        <w:t>DELETE /auth/admin/users/:id        (JWT + admin)</w:t>
+      </w:r>
+    </w:p>
+    <w:p>
+      <w:pPr>
+        <w:pStyle w:val="Cmsor3"/>
+      </w:pPr>
+      <w:r>
+        <w:t>Zászlók (/zaszlok)</w:t>
+      </w:r>
+    </w:p>
+    <w:p>
+      <w:pPr>
+        <w:pStyle w:val="CodeBlock"/>
+      </w:pPr>
+      <w:r>
+        <w:t>GET    /zaszlok</w:t>
+      </w:r>
+    </w:p>
+    <w:p>
+      <w:pPr>
+        <w:pStyle w:val="CodeBlock"/>
+      </w:pPr>
+      <w:r>
+        <w:t>GET    /zaszlok/popular?limit=9</w:t>
+      </w:r>
+    </w:p>
+    <w:p>
+      <w:pPr>
+        <w:pStyle w:val="CodeBlock"/>
+      </w:pPr>
+      <w:r>
+        <w:t>GET    /zaszlok/search?meret=...&amp;anyag=...&amp;kontinens=...&amp;orszag=...</w:t>
+      </w:r>
+    </w:p>
+    <w:p>
+      <w:pPr>
+        <w:pStyle w:val="CodeBlock"/>
+      </w:pPr>
+      <w:r>
+        <w:t>GET    /zaszlok/:id</w:t>
+      </w:r>
+    </w:p>
+    <w:p>
+      <w:pPr>
+        <w:pStyle w:val="CodeBlock"/>
+      </w:pPr>
+      <w:r>
+        <w:t>GET    /zaszlok/admin-list                 (JWT + admin)</w:t>
+      </w:r>
+    </w:p>
+    <w:p>
+      <w:pPr>
+        <w:pStyle w:val="CodeBlock"/>
+      </w:pPr>
+      <w:r>
+        <w:t>GET    /zaszlok/admin/meta                 (JWT + admin)</w:t>
+      </w:r>
+    </w:p>
+    <w:p>
+      <w:pPr>
+        <w:pStyle w:val="CodeBlock"/>
+      </w:pPr>
+      <w:r>
+        <w:t>POST   /zaszlok/admin/bulk-create          (JWT + admin)</w:t>
+      </w:r>
+    </w:p>
+    <w:p>
+      <w:pPr>
+        <w:pStyle w:val="CodeBlock"/>
+      </w:pPr>
+      <w:r>
+        <w:t>PUT    /zaszlok/admin/countries/:id        (JWT + admin)</w:t>
+      </w:r>
+    </w:p>
+    <w:p>
+      <w:pPr>
+        <w:pStyle w:val="CodeBlock"/>
+      </w:pPr>
+      <w:r>
+        <w:t>DELETE /zaszlok/admin/countries/:id        (JWT + admin)</w:t>
+      </w:r>
+    </w:p>
+    <w:p>
+      <w:pPr>
+        <w:pStyle w:val="CodeBlock"/>
+      </w:pPr>
+      <w:r>
+        <w:t>POST   /zaszlok/admin/sizes                (JWT + admin)</w:t>
+      </w:r>
+    </w:p>
+    <w:p>
+      <w:pPr>
+        <w:pStyle w:val="CodeBlock"/>
+      </w:pPr>
+      <w:r>
+        <w:t>PUT    /zaszlok/admin/sizes/:id            (JWT + admin)</w:t>
+      </w:r>
+    </w:p>
+    <w:p>
+      <w:pPr>
+        <w:pStyle w:val="CodeBlock"/>
+      </w:pPr>
+      <w:r>
+        <w:t>DELETE /zaszlok/admin/sizes/:id            (JWT + admin)</w:t>
+      </w:r>
+    </w:p>
+    <w:p>
+      <w:pPr>
+        <w:pStyle w:val="CodeBlock"/>
+      </w:pPr>
+      <w:r>
+        <w:t>POST   /zaszlok/admin/materials            (JWT + admin)</w:t>
+      </w:r>
+    </w:p>
+    <w:p>
+      <w:pPr>
+        <w:pStyle w:val="CodeBlock"/>
+      </w:pPr>
+      <w:r>
+        <w:t>PUT    /zaszlok/admin/materials/:id        (JWT + admin)</w:t>
+      </w:r>
+    </w:p>
+    <w:p>
+      <w:pPr>
+        <w:pStyle w:val="CodeBlock"/>
+      </w:pPr>
+      <w:r>
+        <w:t>DELETE /zaszlok/admin/materials/:id        (JWT + admin)</w:t>
+      </w:r>
+    </w:p>
+    <w:p>
+      <w:pPr>
+        <w:pStyle w:val="CodeBlock"/>
+      </w:pPr>
+      <w:r>
+        <w:t>POST   /zaszlok                            (JWT + admin)</w:t>
+      </w:r>
+    </w:p>
+    <w:p>
+      <w:pPr>
+        <w:pStyle w:val="CodeBlock"/>
+      </w:pPr>
+      <w:r>
+        <w:t>POST   /zaszlok/upload/:orszagId           (JWT + admin, multipart: image)</w:t>
+      </w:r>
+    </w:p>
+    <w:p>
+      <w:pPr>
+        <w:pStyle w:val="CodeBlock"/>
+      </w:pPr>
+      <w:r>
+        <w:t>DELETE /zaszlok/:id                        (JWT + admin)</w:t>
+      </w:r>
+    </w:p>
+    <w:p>
+      <w:pPr>
+        <w:pStyle w:val="Cmsor3"/>
+      </w:pPr>
+      <w:r>
+        <w:t>Számlák (/szamlak)</w:t>
+      </w:r>
+    </w:p>
+    <w:p>
+      <w:pPr>
+        <w:pStyle w:val="CodeBlock"/>
+      </w:pPr>
+      <w:r>
+        <w:t>GET    /szamlak/payment-methods</w:t>
+      </w:r>
+    </w:p>
+    <w:p>
+      <w:pPr>
+        <w:pStyle w:val="CodeBlock"/>
+      </w:pPr>
+      <w:r>
+        <w:t>POST   /szamlak                 (JWT)</w:t>
+      </w:r>
+    </w:p>
+    <w:p>
+      <w:pPr>
+        <w:pStyle w:val="CodeBlock"/>
+      </w:pPr>
+      <w:r>
+        <w:t>GET    /szamlak                 (JWT)</w:t>
+      </w:r>
+    </w:p>
+    <w:p>
+      <w:pPr>
+        <w:pStyle w:val="CodeBlock"/>
+      </w:pPr>
+      <w:r>
+        <w:t>GET    /szamlak/admin                          (JWT + admin)</w:t>
+      </w:r>
+    </w:p>
+    <w:p>
+      <w:pPr>
+        <w:pStyle w:val="CodeBlock"/>
+      </w:pPr>
+      <w:r>
+        <w:t>POST   /szamlak/admin/payment-methods          (JWT + admin)</w:t>
+      </w:r>
+    </w:p>
+    <w:p>
+      <w:pPr>
+        <w:pStyle w:val="CodeBlock"/>
+      </w:pPr>
+      <w:r>
+        <w:t>DELETE /szamlak/admin/payment-methods/:id      (JWT + admin)</w:t>
+      </w:r>
+    </w:p>
+    <w:p>
+      <w:pPr>
+        <w:pStyle w:val="CodeBlock"/>
+      </w:pPr>
+      <w:r>
+        <w:t>DELETE /szamlak/admin/:id                      (JWT + admin)</w:t>
+      </w:r>
+    </w:p>
+    <w:p>
+      <w:pPr>
+        <w:pStyle w:val="Cmsor2"/>
+      </w:pPr>
+      <w:r>
+        <w:t>Képfeltöltés:</w:t>
+      </w:r>
+    </w:p>
+    <w:p>
+      <w:pPr/>
+      <w:r>
+        <w:t>A zászló képek feltöltése admin jogosultsággal történik a `POST /zaszlok/upload/:orszagId` végponton. A fájl neve `&lt;orszagId&gt;.png`, és a mentési útvonal jelenleg fixen a frontend `public/images` mappájára mutat.</w:t>
+      </w:r>
+    </w:p>
+    <w:p>
+      <w:r>
+        <w:br w:type="page"/>
+      </w:r>
+    </w:p>
+    <w:p>
+      <w:pPr>
+        <w:pStyle w:val="Cmsor1"/>
+      </w:pPr>
+      <w:r>
+        <w:t>4. Mobil alkalmazás:</w:t>
+      </w:r>
+    </w:p>
+    <w:p>
+      <w:pPr>
+        <w:pStyle w:val="Cmsor2"/>
+      </w:pPr>
+      <w:r>
+        <w:t>Cél és működés:</w:t>
+      </w:r>
+    </w:p>
+    <w:p>
+      <w:pPr/>
+      <w:r>
+        <w:t>A mobil alkalmazás Expo (React Native) alapú, és a kész webes felületet jeleníti meg egy WebView-ban. Ennek előnye, hogy a webes funkciók (bejelentkezés, regisztráció, kosár, fizetés, profil, admin) mobilon is ugyanazzal a felülettel és logikával érhetők el.</w:t>
+      </w:r>
+    </w:p>
+    <w:p>
+      <w:pPr>
+        <w:pStyle w:val="Cmsor2"/>
+      </w:pPr>
+      <w:r>
+        <w:t>Technológiai stack:</w:t>
+      </w:r>
+    </w:p>
+    <w:p>
+      <w:pPr>
+        <w:pStyle w:val="Listaszerbekezds"/>
+      </w:pPr>
+      <w:r>
+        <w:t>• Expo + React Native</w:t>
+      </w:r>
+    </w:p>
+    <w:p>
+      <w:pPr>
+        <w:pStyle w:val="Listaszerbekezds"/>
+      </w:pPr>
+      <w:r>
+        <w:t>• expo-router (navigáció / entry: expo-router/entry)</w:t>
+      </w:r>
+    </w:p>
+    <w:p>
+      <w:pPr>
+        <w:pStyle w:val="Listaszerbekezds"/>
+      </w:pPr>
+      <w:r>
+        <w:t>• react-native-webview (webapp megjelenítés)</w:t>
+      </w:r>
+    </w:p>
+    <w:p>
+      <w:pPr>
+        <w:pStyle w:val="Listaszerbekezds"/>
+      </w:pPr>
+      <w:r>
+        <w:t>• @expo/vector-icons (alsó navigáció ikonok)</w:t>
+      </w:r>
+    </w:p>
+    <w:p>
+      <w:pPr>
+        <w:pStyle w:val="Listaszerbekezds"/>
+      </w:pPr>
+      <w:r>
+        <w:t>• dotenv (.env változók Expo public prefix-szel)</w:t>
+      </w:r>
+    </w:p>
+    <w:p>
+      <w:pPr>
+        <w:pStyle w:val="Cmsor2"/>
+      </w:pPr>
+      <w:r>
+        <w:t>Konfiguráció (.env):</w:t>
+      </w:r>
+    </w:p>
+    <w:p>
+      <w:pPr/>
+      <w:r>
+        <w:t>A webapp címe az `EXPO_PUBLIC_WEBAPP_URL` változóval állítható. Példa Android emulátorra:</w:t>
+      </w:r>
+    </w:p>
+    <w:p>
+      <w:pPr>
+        <w:pStyle w:val="CodeBlock"/>
+      </w:pPr>
+      <w:r>
+        <w:t>EXPO_PUBLIC_WEBAPP_URL=http://10.0.2.2:5173</w:t>
+      </w:r>
+    </w:p>
+    <w:p>
+      <w:pPr/>
+      <w:r>
+        <w:t>Fizikai telefonon a `localhost` helyett a fejlesztő gép LAN IP címét érdemes használni.</w:t>
+      </w:r>
+    </w:p>
+    <w:p>
+      <w:pPr>
+        <w:pStyle w:val="Cmsor2"/>
+      </w:pPr>
+      <w:r>
+        <w:t>Szerverek indítása (fejlesztés):</w:t>
+      </w:r>
+    </w:p>
+    <w:p>
+      <w:pPr>
+        <w:pStyle w:val="CodeBlock"/>
+      </w:pPr>
+      <w:r>
+        <w:t># Backend</w:t>
+      </w:r>
+    </w:p>
+    <w:p>
+      <w:pPr>
+        <w:pStyle w:val="CodeBlock"/>
+      </w:pPr>
+      <w:r>
+        <w:t>cd ..\zaszlo_backend</w:t>
+      </w:r>
+    </w:p>
+    <w:p>
+      <w:pPr>
+        <w:pStyle w:val="CodeBlock"/>
+      </w:pPr>
+      <w:r>
+        <w:t>npm start</w:t>
+      </w:r>
+    </w:p>
+    <w:p>
+      <w:pPr>
+        <w:pStyle w:val="CodeBlock"/>
+      </w:pPr>
+      <w:r>
+        <w:t># Frontend (mobilról is elérhető hoston)</w:t>
+      </w:r>
+    </w:p>
+    <w:p>
+      <w:pPr>
+        <w:pStyle w:val="CodeBlock"/>
+      </w:pPr>
+      <w:r>
+        <w:t>cd ..\zaszlo_frontend_veet</w:t>
+      </w:r>
+    </w:p>
+    <w:p>
+      <w:pPr>
+        <w:pStyle w:val="CodeBlock"/>
+      </w:pPr>
+      <w:r>
+        <w:t>npm run dev -- --host 0.0.0.0 --port 5173</w:t>
+      </w:r>
+    </w:p>
+    <w:p>
+      <w:pPr>
+        <w:pStyle w:val="CodeBlock"/>
+      </w:pPr>
+      <w:r>
+        <w:t># Mobil app</w:t>
+      </w:r>
+    </w:p>
+    <w:p>
+      <w:pPr>
+        <w:pStyle w:val="CodeBlock"/>
+      </w:pPr>
+      <w:r>
+        <w:t>cd ..\zaszlo_mobil\zaszlo_mobil</w:t>
+      </w:r>
+    </w:p>
+    <w:p>
+      <w:pPr>
+        <w:pStyle w:val="CodeBlock"/>
+      </w:pPr>
+      <w:r>
+        <w:t>npx expo start --tunnel</w:t>
+      </w:r>
+    </w:p>
+    <w:p>
+      <w:pPr>
+        <w:pStyle w:val="Cmsor2"/>
+      </w:pPr>
+      <w:r>
+        <w:t>Felhasználói felület és navigáció:</w:t>
+      </w:r>
+    </w:p>
+    <w:p>
+      <w:pPr/>
+      <w:r>
+        <w:t>A WebView alatt egy fix alsó sáv segíti a gyors navigációt (Főoldal, Termékek, Kosár, Profil, Vissza, Frissít). A képernyő tetején betöltési folyamatjelző jelenik meg, hiba esetén pedig a felület újrapróbálható.</w:t>
+      </w:r>
+    </w:p>
+    <w:p>
+      <w:pPr>
+        <w:pStyle w:val="Cmsor2"/>
+      </w:pPr>
+      <w:r>
+        <w:t>Megjegyzés (kódstruktúra):</w:t>
+      </w:r>
+    </w:p>
+    <w:p>
+      <w:pPr/>
+      <w:r>
+        <w:t>A projektben található `api/api.ts` és `auth/AuthProvider.tsx` egy natív API-hívásos irányt készít elő, de a jelenlegi belépési pont (`app/index.tsx`) WebView-alapú megoldást használ.</w:t>
       </w:r>
     </w:p>
     <w:sectPr>
@@ -11104,11 +11972,12 @@
       <w:numPr>
         <w:numId w:val="19"/>
       </w:numPr>
-      <w:spacing w:before="240" w:after="0"/>
+      <w:spacing w:before="360" w:after="120"/>
       <w:outlineLvl w:val="0"/>
     </w:pPr>
     <w:rPr>
-      <w:rFonts w:asciiTheme="majorHAnsi" w:eastAsiaTheme="majorEastAsia" w:hAnsiTheme="majorHAnsi" w:cstheme="majorBidi"/>
+      <w:rFonts w:asciiTheme="majorHAnsi" w:eastAsiaTheme="majorEastAsia" w:hAnsiTheme="majorHAnsi" w:cstheme="majorBidi" w:ascii="Calibri" w:hAnsi="Calibri" w:eastAsia="Calibri"/>
+      <w:b/>
       <w:color w:val="2F5496" w:themeColor="accent1" w:themeShade="BF"/>
       <w:sz w:val="32"/>
       <w:szCs w:val="32"/>
@@ -11130,11 +11999,12 @@
         <w:ilvl w:val="1"/>
         <w:numId w:val="19"/>
       </w:numPr>
-      <w:spacing w:before="40" w:after="0"/>
+      <w:spacing w:before="240" w:after="80"/>
       <w:outlineLvl w:val="1"/>
     </w:pPr>
     <w:rPr>
-      <w:rFonts w:asciiTheme="majorHAnsi" w:eastAsiaTheme="majorEastAsia" w:hAnsiTheme="majorHAnsi" w:cstheme="majorBidi"/>
+      <w:rFonts w:asciiTheme="majorHAnsi" w:eastAsiaTheme="majorEastAsia" w:hAnsiTheme="majorHAnsi" w:cstheme="majorBidi" w:ascii="Calibri" w:hAnsi="Calibri" w:eastAsia="Calibri"/>
+      <w:b/>
       <w:color w:val="2F5496" w:themeColor="accent1" w:themeShade="BF"/>
       <w:sz w:val="26"/>
       <w:szCs w:val="26"/>
@@ -11156,11 +12026,12 @@
         <w:ilvl w:val="2"/>
         <w:numId w:val="19"/>
       </w:numPr>
-      <w:spacing w:before="40" w:after="0"/>
+      <w:spacing w:before="160" w:after="40"/>
       <w:outlineLvl w:val="2"/>
     </w:pPr>
     <w:rPr>
-      <w:rFonts w:asciiTheme="majorHAnsi" w:eastAsiaTheme="majorEastAsia" w:hAnsiTheme="majorHAnsi" w:cstheme="majorBidi"/>
+      <w:rFonts w:asciiTheme="majorHAnsi" w:eastAsiaTheme="majorEastAsia" w:hAnsiTheme="majorHAnsi" w:cstheme="majorBidi" w:ascii="Calibri" w:hAnsi="Calibri" w:eastAsia="Calibri"/>
+      <w:b/>
       <w:color w:val="1F3763" w:themeColor="accent1" w:themeShade="7F"/>
       <w:sz w:val="24"/>
       <w:szCs w:val="24"/>
@@ -11492,6 +12363,40 @@
       <w:szCs w:val="21"/>
     </w:rPr>
   </w:style>
+  <w:style w:type="paragraph" w:customStyle="1" w:styleId="DocTitle">
+    <w:name w:val="DocTitle"/>
+    <w:pPr>
+      <w:spacing w:after="120"/>
+      <w:jc w:val="center"/>
+    </w:pPr>
+    <w:rPr>
+      <w:rFonts w:ascii="Calibri" w:hAnsi="Calibri" w:eastAsia="Calibri"/>
+      <w:b/>
+      <w:sz w:val="48"/>
+    </w:rPr>
+  </w:style>
+  <w:style w:type="paragraph" w:customStyle="1" w:styleId="DocSubtitle">
+    <w:name w:val="DocSubtitle"/>
+    <w:pPr>
+      <w:spacing w:after="240"/>
+      <w:jc w:val="center"/>
+    </w:pPr>
+    <w:rPr>
+      <w:rFonts w:ascii="Calibri" w:hAnsi="Calibri" w:eastAsia="Calibri"/>
+      <w:i/>
+      <w:sz w:val="24"/>
+    </w:rPr>
+  </w:style>
+  <w:style w:type="paragraph" w:customStyle="1" w:styleId="CodeBlock">
+    <w:name w:val="CodeBlock"/>
+    <w:pPr>
+      <w:spacing w:before="0" w:after="0"/>
+    </w:pPr>
+    <w:rPr>
+      <w:rFonts w:ascii="Consolas" w:hAnsi="Consolas" w:eastAsia="Consolas"/>
+      <w:sz w:val="20"/>
+    </w:rPr>
+  </w:style>
 </w:styles>
 </file>
 
